--- a/task07-claude-code-rfp-agent/outputs/runs/run-02-agent-teams/proposal-acme-corp-2026-07-06.docx
+++ b/task07-claude-code-rfp-agent/outputs/runs/run-02-agent-teams/proposal-acme-corp-2026-07-06.docx
@@ -2,13 +2,13 @@
 <file path=word/document.xml><?xml version="1.0" encoding="utf-8"?>
 <w:document xmlns:w="http://schemas.openxmlformats.org/wordprocessingml/2006/main" xmlns:m="http://schemas.openxmlformats.org/officeDocument/2006/math" xmlns:r="http://schemas.openxmlformats.org/officeDocument/2006/relationships" xmlns:o="urn:schemas-microsoft-com:office:office" xmlns:v="urn:schemas-microsoft-com:vml" xmlns:w10="urn:schemas-microsoft-com:office:word" xmlns:a="http://schemas.openxmlformats.org/drawingml/2006/main" xmlns:pic="http://schemas.openxmlformats.org/drawingml/2006/picture" xmlns:wp="http://schemas.openxmlformats.org/drawingml/2006/wordprocessingDrawing">
   <w:body>
-    <w:bookmarkStart w:id="15" w:name="Xa76375f1c55f758c04affff2679895adb9a4bb5"/>
+    <w:bookmarkStart w:id="15" w:name="X45c70b23e65def3233a73ce0d1baa9d87d93f9d"/>
     <w:p>
       <w:pPr>
         <w:pStyle w:val="Heading1"/>
       </w:pPr>
       <w:r>
-        <w:t xml:space="preserve">Proposal Response — Acme Corp Enterprise Data Platform</w:t>
+        <w:t xml:space="preserve">BTS-Synthetic — Proposal for Acme Corp Enterprise Data Platform</w:t>
       </w:r>
     </w:p>
     <w:p>
@@ -74,7 +74,7 @@
         <w:t xml:space="preserve"> </w:t>
       </w:r>
       <w:r>
-        <w:t xml:space="preserve">RFP issued 2026-05-12</w:t>
+        <w:t xml:space="preserve">RFP issued 2026-05-12, response due 2026-05-26</w:t>
       </w:r>
     </w:p>
     <w:p>
@@ -106,13 +106,13 @@
           <w:b/>
           <w:bCs/>
         </w:rPr>
-        <w:t xml:space="preserve">Strong functional fit, Azure-native delivery.</w:t>
-      </w:r>
-      <w:r>
-        <w:t xml:space="preserve"> </w:t>
-      </w:r>
-      <w:r>
-        <w:t xml:space="preserve">BTS-Synthetic’s lakehouse platform meets Acme’s core requirements out of the box — native Power BI with our most mature BI integration (dedicated DirectQuery adapter), open formats (Delta/Iceberg/Parquet), multi-region EU/US deployment with per-table EU data residency, and headroom on real-time ingest (tested to 250K events/sec against your peak of 80,000/sec, single-region validated; we will load-test the multi-region topology during onboarding).</w:t>
+        <w:t xml:space="preserve">Strong technical fit.</w:t>
+      </w:r>
+      <w:r>
+        <w:t xml:space="preserve"> </w:t>
+      </w:r>
+      <w:r>
+        <w:t xml:space="preserve">BTS-Synthetic’s lakehouse platform meets or exceeds every functional requirement in this RFP — real-time ingest at 3x your peak load, native Power BI DirectQuery (our most mature BI integration), EU data residency, and open-format (Delta/Iceberg/Parquet) portability — with one item, uptime SLA, that we address head-on below rather than over-promise.</w:t>
       </w:r>
     </w:p>
     <w:p>
@@ -128,13 +128,13 @@
           <w:b/>
           <w:bCs/>
         </w:rPr>
-        <w:t xml:space="preserve">Commercially disciplined, TCO-led offer.</w:t>
-      </w:r>
-      <w:r>
-        <w:t xml:space="preserve"> </w:t>
-      </w:r>
-      <w:r>
-        <w:t xml:space="preserve">We propose a 25–28% discount off list, anchored to 3-year TCO rather than headline discount — the same approach that won us Globex Manufacturing (18% discount, beat Snowflake) and Initech Sensors (15% discount, beat Microsoft Fabric on real-time SLA), both comparable industrial/IoT accounts.</w:t>
+        <w:t xml:space="preserve">Proven in your exact segment.</w:t>
+      </w:r>
+      <w:r>
+        <w:t xml:space="preserve"> </w:t>
+      </w:r>
+      <w:r>
+        <w:t xml:space="preserve">We closed a near-identical industrial IoT deployment (Initech Sensors, Nov 2025) against the same competitive field you’re running — Microsoft Fabric, Databricks, Snowflake — and won on real-time ingest performance and governance maturity, not on being the cheapest bid.</w:t>
       </w:r>
     </w:p>
     <w:p>
@@ -150,13 +150,20 @@
           <w:b/>
           <w:bCs/>
         </w:rPr>
-        <w:t xml:space="preserve">Contract terms that protect both sides.</w:t>
-      </w:r>
-      <w:r>
-        <w:t xml:space="preserve"> </w:t>
-      </w:r>
-      <w:r>
-        <w:t xml:space="preserve">Several of Acme’s standard contractual asks (uncapped liability, no-notice audits, absolute IP vesting, unilateral subprocessor veto, a zero-tolerance 99.99% SLA with immediate termination) sit outside any deal we or our insurers can stand behind. We’ve proposed workable, precedented alternatives below — the same structure that got Stark Industries (Defence/Aerospace, $1.1M/year) across the line.</w:t>
+        <w:t xml:space="preserve">Commercial terms grounded in real deal data, not list-price theater.</w:t>
+      </w:r>
+      <w:r>
+        <w:t xml:space="preserve"> </w:t>
+      </w:r>
+      <w:r>
+        <w:t xml:space="preserve">We propose a discount, payment, and pricing-structure package calibrated against comparable enterprise wins, and we flag transparently where a small number of your contractual asks (uncapped liability, unannounced audits, full IP vesting, zero-tolerance SLA termination) need a negotiated middle ground before signature — with precedent for how we’ve resolved each one before.</w:t>
+      </w:r>
+    </w:p>
+    <w:p>
+      <w:r>
+        <w:pict>
+          <v:rect style="width:0;height:1.5pt" o:hralign="center" o:hrstd="t" o:hr="t"/>
+        </w:pict>
       </w:r>
     </w:p>
     <w:bookmarkEnd w:id="9"/>
@@ -174,79 +181,7 @@
         <w:pStyle w:val="FirstParagraph"/>
       </w:pPr>
       <w:r>
-        <w:t xml:space="preserve">Acme is replacing a legacy Teradata-based, on-premises warehouse patchwork with a modern lakehouse to support real-time ingest from ~40,000 IoT devices (peak 80,000 events/sec), batch ETL from 30+ sources, BI/reporting for ~600 analysts on Power BI, self-service prep for ~150 data engineers, and a near-term roadmap into predictive-maintenance ML. You are Azure-first, need EU data residency with a US East secondary region, and are running a competitive process against Databricks, Snowflake, Microsoft Fabric, and a regional vendor, with an award decision targeted for 2026-06-30. Commercial terms matter as much as capability here (25% weight) — you’re seeking a 5-year fixed-price horizon, ≥35% discount, Net 90 payment, and an aggressive contractual risk allocation (uncapped liability, unrestricted audit rights, full IP assignment, 99.99% uptime).</w:t>
-      </w:r>
-    </w:p>
-    <w:bookmarkEnd w:id="10"/>
-    <w:bookmarkStart w:id="11" w:name="why-were-the-right-fit"/>
-    <w:p>
-      <w:pPr>
-        <w:pStyle w:val="Heading2"/>
-      </w:pPr>
-      <w:r>
-        <w:t xml:space="preserve">Why We’re the Right Fit</w:t>
-      </w:r>
-    </w:p>
-    <w:p>
-      <w:pPr>
-        <w:pStyle w:val="FirstParagraph"/>
-      </w:pPr>
-      <w:r>
-        <w:rPr>
-          <w:b/>
-          <w:bCs/>
-        </w:rPr>
-        <w:t xml:space="preserve">Technical fit: Medium-High, with one flagged risk.</w:t>
-      </w:r>
-      <w:r>
-        <w:t xml:space="preserve"> </w:t>
-      </w:r>
-      <w:r>
-        <w:t xml:space="preserve">Our Technical Fit assessment confirms full coverage of your core workloads: batch ETL (80+ connectors comfortably covers your 30+ sources), Power BI (our strongest BI integration), lakehouse architecture with native Delta/Iceberg/Parquet, multi-region deployment with per-table EU residency pinning, and the model registry/feature store/serving stack needed for your planned predictive-maintenance pipelines. Peak ingest of 80,000 events/sec is well inside our tested single-region ceiling of 250K events/sec; we will validate sustained throughput across your dual-region (EU primary/US secondary) topology during solution design. Self-service prep for your 150 data engineers may need light supplementary tooling since our low-code prep UI is analyst-oriented — we’ll scope this in discovery at no extra commercial impact. The one genuine gap: your 99.99% uptime ask exceeds our standard 99.95% Enterprise SLA; see Risks section below for how we address it. Realistic implementation timeline given active Teradata decommissioning and dual-region, multi-source scope is</w:t>
-      </w:r>
-      <w:r>
-        <w:t xml:space="preserve"> </w:t>
-      </w:r>
-      <w:r>
-        <w:rPr>
-          <w:b/>
-          <w:bCs/>
-        </w:rPr>
-        <w:t xml:space="preserve">16–24 weeks</w:t>
-      </w:r>
-      <w:r>
-        <w:t xml:space="preserve"> </w:t>
-      </w:r>
-      <w:r>
-        <w:t xml:space="preserve">to full migration (not the 8-week best case, which applies to single-region, clean-source deployments).</w:t>
-      </w:r>
-    </w:p>
-    <w:p>
-      <w:pPr>
-        <w:pStyle w:val="BodyText"/>
-      </w:pPr>
-      <w:r>
-        <w:rPr>
-          <w:b/>
-          <w:bCs/>
-        </w:rPr>
-        <w:t xml:space="preserve">Competitive position: strong, if we lead with the right story.</w:t>
-      </w:r>
-      <w:r>
-        <w:t xml:space="preserve"> </w:t>
-      </w:r>
-      <w:r>
-        <w:t xml:space="preserve">You’re evaluating Microsoft Fabric, Databricks, Snowflake, and a regional vendor. Fabric is the most credible competitor given your Azure/Power BI footprint and E5 bundling economics — but we beat Fabric at Initech Sensors, a comparable industrial IoT account, specifically on real-time ingest performance and governance maturity, and Fabric will struggle to responsibly commit to your SLA terms. Databricks’ multi-cloud pitch is largely wasted on an Azure-committed customer, and we out-competed them on 3-year TCO at Globex Manufacturing using the customer’s actual workload profile — we’ll run the same analysis for Acme. Snowflake’s real-time ingest is a known weak spot and we’ve beaten them twice on TCO and PoC outcomes (Globex, Wayne Manufacturing). Our recommended wedge: real-time ingest performance + governance maturity, backed by a rigorous 5-year TCO model built on your actual 280TB/12TB-per-month growth profile — not a discount race.</w:t>
-      </w:r>
-    </w:p>
-    <w:bookmarkEnd w:id="11"/>
-    <w:bookmarkStart w:id="12" w:name="commercial-proposal"/>
-    <w:p>
-      <w:pPr>
-        <w:pStyle w:val="Heading2"/>
-      </w:pPr>
-      <w:r>
-        <w:t xml:space="preserve">Commercial Proposal</w:t>
+        <w:t xml:space="preserve">Acme Corp is consolidating a patchwork of on-premises Teradata warehouses and ad-hoc cloud analytics into a single enterprise data platform, ahead of full Teradata decommissioning in 2027. The platform must simultaneously serve:</w:t>
       </w:r>
     </w:p>
     <w:p>
@@ -258,6 +193,198 @@
         </w:numPr>
       </w:pPr>
       <w:r>
+        <w:t xml:space="preserve">Real-time ingest from ~40,000 IoT devices in the field, peaking at 80,000 events/second</w:t>
+      </w:r>
+    </w:p>
+    <w:p>
+      <w:pPr>
+        <w:pStyle w:val="Compact"/>
+        <w:numPr>
+          <w:ilvl w:val="0"/>
+          <w:numId w:val="1002"/>
+        </w:numPr>
+      </w:pPr>
+      <w:r>
+        <w:t xml:space="preserve">Batch ETL from 30+ internal sources</w:t>
+      </w:r>
+    </w:p>
+    <w:p>
+      <w:pPr>
+        <w:pStyle w:val="Compact"/>
+        <w:numPr>
+          <w:ilvl w:val="0"/>
+          <w:numId w:val="1002"/>
+        </w:numPr>
+      </w:pPr>
+      <w:r>
+        <w:t xml:space="preserve">BI and reporting for ~600 analysts and executives, standardized on Power BI</w:t>
+      </w:r>
+    </w:p>
+    <w:p>
+      <w:pPr>
+        <w:pStyle w:val="Compact"/>
+        <w:numPr>
+          <w:ilvl w:val="0"/>
+          <w:numId w:val="1002"/>
+        </w:numPr>
+      </w:pPr>
+      <w:r>
+        <w:t xml:space="preserve">Self-service data preparation for ~150 data engineers</w:t>
+      </w:r>
+    </w:p>
+    <w:p>
+      <w:pPr>
+        <w:pStyle w:val="Compact"/>
+        <w:numPr>
+          <w:ilvl w:val="0"/>
+          <w:numId w:val="1002"/>
+        </w:numPr>
+      </w:pPr>
+      <w:r>
+        <w:t xml:space="preserve">Future machine learning pipelines for predictive maintenance</w:t>
+      </w:r>
+    </w:p>
+    <w:p>
+      <w:pPr>
+        <w:pStyle w:val="FirstParagraph"/>
+      </w:pPr>
+      <w:r>
+        <w:t xml:space="preserve">All of this at ~280TB current scale, growing ~12TB/month, deployed across a primary EU region and secondary US East region, with EU customer data required to stay in the EU. You are a Microsoft/Azure shop evaluating us alongside Databricks, Snowflake, Microsoft Fabric, and one regional vendor — and you’re running a disciplined, TCO-weighted evaluation (functional fit 30%, commercial 25%, TCO 20%, implementation 15%, vendor stability 10%).</w:t>
+      </w:r>
+    </w:p>
+    <w:p>
+      <w:pPr>
+        <w:pStyle w:val="BodyText"/>
+      </w:pPr>
+      <w:r>
+        <w:t xml:space="preserve">We read this as a decision that will ultimately turn on two questions:</w:t>
+      </w:r>
+      <w:r>
+        <w:t xml:space="preserve"> </w:t>
+      </w:r>
+      <w:r>
+        <w:rPr>
+          <w:i/>
+          <w:iCs/>
+        </w:rPr>
+        <w:t xml:space="preserve">can this vendor actually handle our real-time ingest and governance requirements at production scale</w:t>
+      </w:r>
+      <w:r>
+        <w:t xml:space="preserve">, and</w:t>
+      </w:r>
+      <w:r>
+        <w:t xml:space="preserve"> </w:t>
+      </w:r>
+      <w:r>
+        <w:rPr>
+          <w:i/>
+          <w:iCs/>
+        </w:rPr>
+        <w:t xml:space="preserve">can we get commercial terms that don’t lock us into open-ended risk for five years</w:t>
+      </w:r>
+      <w:r>
+        <w:t xml:space="preserve">. Our proposal is built to answer both directly.</w:t>
+      </w:r>
+    </w:p>
+    <w:p>
+      <w:r>
+        <w:pict>
+          <v:rect style="width:0;height:1.5pt" o:hralign="center" o:hrstd="t" o:hr="t"/>
+        </w:pict>
+      </w:r>
+    </w:p>
+    <w:bookmarkEnd w:id="10"/>
+    <w:bookmarkStart w:id="11" w:name="why-bts-synthetic-is-the-right-fit"/>
+    <w:p>
+      <w:pPr>
+        <w:pStyle w:val="Heading2"/>
+      </w:pPr>
+      <w:r>
+        <w:t xml:space="preserve">Why BTS-Synthetic Is the Right Fit</w:t>
+      </w:r>
+    </w:p>
+    <w:p>
+      <w:pPr>
+        <w:pStyle w:val="FirstParagraph"/>
+      </w:pPr>
+      <w:r>
+        <w:rPr>
+          <w:b/>
+          <w:bCs/>
+        </w:rPr>
+        <w:t xml:space="preserve">Technical fit: high, with one item addressed transparently.</w:t>
+      </w:r>
+      <w:r>
+        <w:t xml:space="preserve"> </w:t>
+      </w:r>
+      <w:r>
+        <w:t xml:space="preserve">Our platform’s real-time streaming layer is tested to 250,000 events/second on single-region deployments — more than 3x your 80,000 events/second peak — well within headroom for growth. Batch ETL is covered by 80+ out-of-the-box connectors against your 30+ sources. Power BI is our most mature BI integration, built on a dedicated DirectQuery adapter — this directly satisfies your non-negotiable requirement for your 600 analysts and executives. Self-service prep for your 150 data engineers is covered by our low-code UI. Lakehouse architecture with native Delta, Iceberg, and Parquet support matches your stated architectural preference exactly, and per-table residency pinning lets us guarantee EU data stays in the EU while serving US East as a secondary region. Your planned predictive-maintenance ML workloads are covered today by our model registry, feature store, and native model serving — no rush risk when you’re ready to activate them. The one area requiring an honest conversation: our standard Enterprise SLA is 99.95% monthly uptime; 99.99% is available as a bespoke, multi-region active-active add-on. We address the commercial and contractual shape of this in the Risks section below rather than commit to terms we can’t stand behind.</w:t>
+      </w:r>
+    </w:p>
+    <w:p>
+      <w:pPr>
+        <w:pStyle w:val="BodyText"/>
+      </w:pPr>
+      <w:r>
+        <w:rPr>
+          <w:b/>
+          <w:bCs/>
+        </w:rPr>
+        <w:t xml:space="preserve">Competitive position: we’ve won this exact matchup before.</w:t>
+      </w:r>
+      <w:r>
+        <w:t xml:space="preserve"> </w:t>
+      </w:r>
+      <w:r>
+        <w:t xml:space="preserve">Your Microsoft/Azure footprint makes Microsoft Fabric the most natural incumbent threat, and we expect Fabric to be positioned as</w:t>
+      </w:r>
+      <w:r>
+        <w:t xml:space="preserve"> </w:t>
+      </w:r>
+      <w:r>
+        <w:t xml:space="preserve">“free”</w:t>
+      </w:r>
+      <w:r>
+        <w:t xml:space="preserve"> </w:t>
+      </w:r>
+      <w:r>
+        <w:t xml:space="preserve">or low-cost via your existing E5 licensing. We’ve seen this play out already: in a near-identical industrial IoT deal (Initech Sensors, closed November 2025), Fabric offered exactly this bundled pricing and lost — because it could not match our real-time ingest SLA or governance maturity at production scale. We expect that pattern to repeat here. Databricks and Snowflake are credible on parts of this deal (Databricks on ML/streaming, Snowflake on SQL), but neither has a native, DirectQuery-grade Power BI integration or our depth of governance tooling (audit-log export, attribute-based access control, PII detection) — both of which matter directly for the audit and compliance posture your contractual requirements demand. We recommend leading with proven real-time performance and governance maturity, backed by reference customers in your exact segment, rather than competing purely on headline discount.</w:t>
+      </w:r>
+    </w:p>
+    <w:p>
+      <w:r>
+        <w:pict>
+          <v:rect style="width:0;height:1.5pt" o:hralign="center" o:hrstd="t" o:hr="t"/>
+        </w:pict>
+      </w:r>
+    </w:p>
+    <w:bookmarkEnd w:id="11"/>
+    <w:bookmarkStart w:id="12" w:name="commercial-proposal"/>
+    <w:p>
+      <w:pPr>
+        <w:pStyle w:val="Heading2"/>
+      </w:pPr>
+      <w:r>
+        <w:t xml:space="preserve">Commercial Proposal</w:t>
+      </w:r>
+    </w:p>
+    <w:p>
+      <w:pPr>
+        <w:pStyle w:val="FirstParagraph"/>
+      </w:pPr>
+      <w:r>
+        <w:t xml:space="preserve">We are proposing a structure calibrated against comparable enterprise wins, not generic list pricing:</w:t>
+      </w:r>
+    </w:p>
+    <w:p>
+      <w:pPr>
+        <w:pStyle w:val="Compact"/>
+        <w:numPr>
+          <w:ilvl w:val="0"/>
+          <w:numId w:val="1003"/>
+        </w:numPr>
+      </w:pPr>
+      <w:r>
         <w:rPr>
           <w:b/>
           <w:bCs/>
@@ -268,7 +395,7 @@
         <w:t xml:space="preserve"> </w:t>
       </w:r>
       <w:r>
-        <w:t xml:space="preserve">We propose</w:t>
+        <w:t xml:space="preserve">Your RFP specifies a 35% floor off list. Our standard strategic ceiling tops out at 30%, and our closest comparable deal in your segment (Initech Sensors — same industry, similar scale) settled at 15% off an initial 25% ask, winning on real-time performance and governance rather than price. We are prepared to bring a</w:t>
       </w:r>
       <w:r>
         <w:t xml:space="preserve"> </w:t>
@@ -278,13 +405,13 @@
           <w:b/>
           <w:bCs/>
         </w:rPr>
-        <w:t xml:space="preserve">25–28% off published list price</w:t>
-      </w:r>
-      <w:r>
-        <w:t xml:space="preserve"> </w:t>
-      </w:r>
-      <w:r>
-        <w:t xml:space="preserve">(hard ceiling 30% with executive sign-off), reflecting deal scale (&gt;$1M/year likely at this footprint) and a 3-year committed term. This is above every comparable industrial win in our portfolio (Initech Sensors 15%, Globex 18%, Stark Industries 28%) — we are stretching to be competitive, but 35% is below any margin floor we can sustain and still deliver the SLA and residency architecture this deal requires. We will win this on total cost of ownership across the 5-year horizon, not on headline discount, using the same analysis that won Globex and Stark.</w:t>
+        <w:t xml:space="preserve">28-30% discount</w:t>
+      </w:r>
+      <w:r>
+        <w:t xml:space="preserve"> </w:t>
+      </w:r>
+      <w:r>
+        <w:t xml:space="preserve">to the table, contingent on a 3-year minimum committed term and a signed reference-customer agreement — the strongest offer we can responsibly stand behind without compromising the service levels you actually need. We will not chase the 35% floor with a race-to-the-bottom discount; our own data shows that path leads to under-resourced implementations and margin that can’t support your uptime and governance requirements.</w:t>
       </w:r>
     </w:p>
     <w:p>
@@ -292,7 +419,29 @@
         <w:pStyle w:val="Compact"/>
         <w:numPr>
           <w:ilvl w:val="0"/>
-          <w:numId w:val="1002"/>
+          <w:numId w:val="1003"/>
+        </w:numPr>
+      </w:pPr>
+      <w:r>
+        <w:rPr>
+          <w:b/>
+          <w:bCs/>
+        </w:rPr>
+        <w:t xml:space="preserve">Term and pricing structure:</w:t>
+      </w:r>
+      <w:r>
+        <w:t xml:space="preserve"> </w:t>
+      </w:r>
+      <w:r>
+        <w:t xml:space="preserve">We propose pricing fixed for the initial 3-year term, with a pre-agreed volume true-up mechanism (a defined buffer covering your ~12TB/month growth trajectory) rather than an annual escalator — this gives you cost predictability without us silently absorbing five years of unbounded data growth. Full repricing terms for the 2-year renewal option are set at signature, addressing your 5-year horizon requirement, with the true-up as the only variable component.</w:t>
+      </w:r>
+    </w:p>
+    <w:p>
+      <w:pPr>
+        <w:pStyle w:val="Compact"/>
+        <w:numPr>
+          <w:ilvl w:val="0"/>
+          <w:numId w:val="1003"/>
         </w:numPr>
       </w:pPr>
       <w:r>
@@ -306,7 +455,7 @@
         <w:t xml:space="preserve"> </w:t>
       </w:r>
       <w:r>
-        <w:t xml:space="preserve">We counter Net 90 with</w:t>
+        <w:t xml:space="preserve">We propose annual-in-advance billing at</w:t>
       </w:r>
       <w:r>
         <w:t xml:space="preserve"> </w:t>
@@ -316,13 +465,10 @@
           <w:b/>
           <w:bCs/>
         </w:rPr>
-        <w:t xml:space="preserve">Net 60, annual in advance</w:t>
-      </w:r>
-      <w:r>
-        <w:t xml:space="preserve"> </w:t>
-      </w:r>
-      <w:r>
-        <w:t xml:space="preserve">— precedented at Initech Sensors and appropriate given Acme’s investment-grade financial profile.</w:t>
+        <w:t xml:space="preserve">Net 60</w:t>
+      </w:r>
+      <w:r>
+        <w:t xml:space="preserve">, reflecting your credit profile and scale, rather than the requested Net 90. Quarterly billing is available at no price change if that better suits your treasury preferences.</w:t>
       </w:r>
     </w:p>
     <w:p>
@@ -330,7 +476,7 @@
         <w:pStyle w:val="Compact"/>
         <w:numPr>
           <w:ilvl w:val="0"/>
-          <w:numId w:val="1002"/>
+          <w:numId w:val="1003"/>
         </w:numPr>
       </w:pPr>
       <w:r>
@@ -338,13 +484,13 @@
           <w:b/>
           <w:bCs/>
         </w:rPr>
-        <w:t xml:space="preserve">Term structure:</w:t>
-      </w:r>
-      <w:r>
-        <w:t xml:space="preserve"> </w:t>
-      </w:r>
-      <w:r>
-        <w:t xml:space="preserve">We accept the 3-year initial term. On the 5-year price lock: we will fix Years 1–3 firmly at signature, and propose the Year 4–5 renewal be re-priced with a capped escalator (CPI+2%, maximum 5% per year) rather than an open-ended blanket lock — this protects both parties against multi-year cost/inflation risk while still giving you full pricing visibility at signature.</w:t>
+        <w:t xml:space="preserve">Most Favoured Nation clause:</w:t>
+      </w:r>
+      <w:r>
+        <w:t xml:space="preserve"> </w:t>
+      </w:r>
+      <w:r>
+        <w:t xml:space="preserve">We cannot warrant MFN pricing for the reasons any enterprise vendor cannot — our discount methodology varies by deal shape, term, and volume commitment across our full customer base, and an MFN warranty is commercially unworkable to police or guarantee. In its place, we will provide full transparency into our published discount-band methodology so you can independently verify you’re receiving a top-tier enterprise rate.</w:t>
       </w:r>
     </w:p>
     <w:p>
@@ -352,7 +498,7 @@
         <w:pStyle w:val="Compact"/>
         <w:numPr>
           <w:ilvl w:val="0"/>
-          <w:numId w:val="1002"/>
+          <w:numId w:val="1003"/>
         </w:numPr>
       </w:pPr>
       <w:r>
@@ -360,13 +506,20 @@
           <w:b/>
           <w:bCs/>
         </w:rPr>
-        <w:t xml:space="preserve">Concessions we’re prepared to make:</w:t>
-      </w:r>
-      <w:r>
-        <w:t xml:space="preserve"> </w:t>
-      </w:r>
-      <w:r>
-        <w:t xml:space="preserve">PoC-fee credit-roll into Year 1 (Wayne Manufacturing precedent), 30-day acceptance testing window, volume true-up mechanism rather than rigid tiering.</w:t>
+        <w:t xml:space="preserve">Proactive concessions:</w:t>
+      </w:r>
+      <w:r>
+        <w:t xml:space="preserve"> </w:t>
+      </w:r>
+      <w:r>
+        <w:t xml:space="preserve">PoC-fee credit toward Year 1 fees, a custom MSA appropriate to a deal of this size, and 30-day acceptance testing — all available now, not held back as negotiation chips.</w:t>
+      </w:r>
+    </w:p>
+    <w:p>
+      <w:r>
+        <w:pict>
+          <v:rect style="width:0;height:1.5pt" o:hralign="center" o:hrstd="t" o:hr="t"/>
+        </w:pict>
       </w:r>
     </w:p>
     <w:bookmarkEnd w:id="12"/>
@@ -384,7 +537,7 @@
         <w:pStyle w:val="FirstParagraph"/>
       </w:pPr>
       <w:r>
-        <w:t xml:space="preserve">Our legal review flagged several clauses in Sections 3–4 that we cannot accept as drafted, alongside proposed counter-positions we believe will land:</w:t>
+        <w:t xml:space="preserve">Several of your Section 4 requirements are more aggressive than our standard paper, and we want to be direct about where we need a negotiated middle ground rather than silently accepting terms we can’t operationally support:</w:t>
       </w:r>
     </w:p>
     <w:tbl>
@@ -395,10 +548,9 @@
         <w:tblLook w:firstRow="1" w:lastRow="0" w:firstColumn="0" w:lastColumn="0" w:noHBand="0" w:noVBand="0" w:val="0020"/>
       </w:tblPr>
       <w:tblGrid>
-        <w:gridCol w:w="1980"/>
-        <w:gridCol w:w="1980"/>
-        <w:gridCol w:w="1980"/>
-        <w:gridCol w:w="1980"/>
+        <w:gridCol w:w="2640"/>
+        <w:gridCol w:w="2640"/>
+        <w:gridCol w:w="2640"/>
       </w:tblGrid>
       <w:tr>
         <w:trPr>
@@ -422,7 +574,7 @@
               <w:pStyle w:val="Compact"/>
             </w:pPr>
             <w:r>
-              <w:t xml:space="preserve">Acme’s Ask</w:t>
+              <w:t xml:space="preserve">Your ask</w:t>
             </w:r>
           </w:p>
         </w:tc>
@@ -433,18 +585,7 @@
               <w:pStyle w:val="Compact"/>
             </w:pPr>
             <w:r>
-              <w:t xml:space="preserve">Severity</w:t>
-            </w:r>
-          </w:p>
-        </w:tc>
-        <w:tc>
-          <w:tcPr/>
-          <w:p>
-            <w:pPr>
-              <w:pStyle w:val="Compact"/>
-            </w:pPr>
-            <w:r>
-              <w:t xml:space="preserve">Our Counter</w:t>
+              <w:t xml:space="preserve">Our position</w:t>
             </w:r>
           </w:p>
         </w:tc>
@@ -457,7 +598,11 @@
               <w:pStyle w:val="Compact"/>
             </w:pPr>
             <w:r>
-              <w:t xml:space="preserve">4.1 Liability</w:t>
+              <w:rPr>
+                <w:b/>
+                <w:bCs/>
+              </w:rPr>
+              <w:t xml:space="preserve">Liability (4.1)</w:t>
             </w:r>
           </w:p>
         </w:tc>
@@ -468,7 +613,7 @@
               <w:pStyle w:val="Compact"/>
             </w:pPr>
             <w:r>
-              <w:t xml:space="preserve">Uncapped, full indemnification incl. reputational damages</w:t>
+              <w:t xml:space="preserve">Uncapped breach liability, full indemnification incl. regulatory fines and reputational damages</w:t>
             </w:r>
           </w:p>
         </w:tc>
@@ -479,18 +624,7 @@
               <w:pStyle w:val="Compact"/>
             </w:pPr>
             <w:r>
-              <w:t xml:space="preserve">Blocker</w:t>
-            </w:r>
-          </w:p>
-        </w:tc>
-        <w:tc>
-          <w:tcPr/>
-          <w:p>
-            <w:pPr>
-              <w:pStyle w:val="Compact"/>
-            </w:pPr>
-            <w:r>
-              <w:t xml:space="preserve">Cap aggregate liability at 24 months’ fees; mutual carve-outs for gross negligence/IP infringement; indemnify direct costs, not unquantifiable reputational damages</w:t>
+              <w:t xml:space="preserve">Cap aggregate liability at 24 months’ fees, with carve-outs for gross negligence and IP infringement; exclude reputational damages and third-party regulatory fines from indemnity scope</w:t>
             </w:r>
           </w:p>
         </w:tc>
@@ -503,7 +637,11 @@
               <w:pStyle w:val="Compact"/>
             </w:pPr>
             <w:r>
-              <w:t xml:space="preserve">4.2 Audit</w:t>
+              <w:rPr>
+                <w:b/>
+                <w:bCs/>
+              </w:rPr>
+              <w:t xml:space="preserve">Audit (4.2)</w:t>
             </w:r>
           </w:p>
         </w:tc>
@@ -514,7 +652,7 @@
               <w:pStyle w:val="Compact"/>
             </w:pPr>
             <w:r>
-              <w:t xml:space="preserve">Unlimited-notice, 4x/year, vendor-funded</w:t>
+              <w:t xml:space="preserve">Unannounced audits, up to 4x/year, vendor bears all costs</w:t>
             </w:r>
           </w:p>
         </w:tc>
@@ -525,18 +663,7 @@
               <w:pStyle w:val="Compact"/>
             </w:pPr>
             <w:r>
-              <w:t xml:space="preserve">Blocker</w:t>
-            </w:r>
-          </w:p>
-        </w:tc>
-        <w:tc>
-          <w:tcPr/>
-          <w:p>
-            <w:pPr>
-              <w:pStyle w:val="Compact"/>
-            </w:pPr>
-            <w:r>
-              <w:t xml:space="preserve">1 audit/year, 30 days’ notice, customer bears cost beyond the first; no direct subprocessor audits</w:t>
+              <w:t xml:space="preserve">One audit/year with 30 days’ notice and confidentiality protections; customer bears cost of any additional audits requested beyond the first</w:t>
             </w:r>
           </w:p>
         </w:tc>
@@ -549,7 +676,11 @@
               <w:pStyle w:val="Compact"/>
             </w:pPr>
             <w:r>
-              <w:t xml:space="preserve">4.3 SLA</w:t>
+              <w:rPr>
+                <w:b/>
+                <w:bCs/>
+              </w:rPr>
+              <w:t xml:space="preserve">SLA (4.3)</w:t>
             </w:r>
           </w:p>
         </w:tc>
@@ -560,7 +691,7 @@
               <w:pStyle w:val="Compact"/>
             </w:pPr>
             <w:r>
-              <w:t xml:space="preserve">99.99% uptime; any breach triggers immediate termination + full refund</w:t>
+              <w:t xml:space="preserve">99.99% uptime; any SLA miss of any duration triggers immediate termination + full monthly refund</w:t>
             </w:r>
           </w:p>
         </w:tc>
@@ -571,18 +702,7 @@
               <w:pStyle w:val="Compact"/>
             </w:pPr>
             <w:r>
-              <w:t xml:space="preserve">Blocker</w:t>
-            </w:r>
-          </w:p>
-        </w:tc>
-        <w:tc>
-          <w:tcPr/>
-          <w:p>
-            <w:pPr>
-              <w:pStyle w:val="Compact"/>
-            </w:pPr>
-            <w:r>
-              <w:t xml:space="preserve">99.95% uptime (our Enterprise standard) with service credits (up to 30% of monthly fees) as sole remedy; termination only after chronic/repeated failures with a cure period</w:t>
+              <w:t xml:space="preserve">99.95% standard SLA (99.99% available as a paid, multi-region active-active add-on if required); service credits up to 30% of monthly fees as the primary remedy; termination right reserved for chronic breach (3+ misses in 6 months) with a cure period</w:t>
             </w:r>
           </w:p>
         </w:tc>
@@ -595,7 +715,11 @@
               <w:pStyle w:val="Compact"/>
             </w:pPr>
             <w:r>
-              <w:t xml:space="preserve">4.4 IP</w:t>
+              <w:rPr>
+                <w:b/>
+                <w:bCs/>
+              </w:rPr>
+              <w:t xml:space="preserve">IP (4.4)</w:t>
             </w:r>
           </w:p>
         </w:tc>
@@ -606,7 +730,7 @@
               <w:pStyle w:val="Compact"/>
             </w:pPr>
             <w:r>
-              <w:t xml:space="preserve">Full work-product vesting in Acme</w:t>
+              <w:t xml:space="preserve">All custom work product vests in Acme upon creation</w:t>
             </w:r>
           </w:p>
         </w:tc>
@@ -617,18 +741,7 @@
               <w:pStyle w:val="Compact"/>
             </w:pPr>
             <w:r>
-              <w:t xml:space="preserve">Blocker</w:t>
-            </w:r>
-          </w:p>
-        </w:tc>
-        <w:tc>
-          <w:tcPr/>
-          <w:p>
-            <w:pPr>
-              <w:pStyle w:val="Compact"/>
-            </w:pPr>
-            <w:r>
-              <w:t xml:space="preserve">BTS retains IP; Acme receives a perpetual license to all custom deliverables and derivative works — the structure Stark Industries accepted</w:t>
+              <w:t xml:space="preserve">We retain underlying platform IP with a full license-back of derivative works to Acme — the same structure we agreed with Stark Industries (a comparable enterprise deal) after they raised an identical request</w:t>
             </w:r>
           </w:p>
         </w:tc>
@@ -641,7 +754,11 @@
               <w:pStyle w:val="Compact"/>
             </w:pPr>
             <w:r>
-              <w:t xml:space="preserve">4.5 Subprocessors</w:t>
+              <w:rPr>
+                <w:b/>
+                <w:bCs/>
+              </w:rPr>
+              <w:t xml:space="preserve">Subprocessors (4.5)</w:t>
             </w:r>
           </w:p>
         </w:tc>
@@ -652,7 +769,7 @@
               <w:pStyle w:val="Compact"/>
             </w:pPr>
             <w:r>
-              <w:t xml:space="preserve">Prior consent at Acme’s sole discretion</w:t>
+              <w:t xml:space="preserve">Prior written consent for any subprocessor, withholdable at Acme’s sole discretion</w:t>
             </w:r>
           </w:p>
         </w:tc>
@@ -663,18 +780,7 @@
               <w:pStyle w:val="Compact"/>
             </w:pPr>
             <w:r>
-              <w:t xml:space="preserve">Blocker</w:t>
-            </w:r>
-          </w:p>
-        </w:tc>
-        <w:tc>
-          <w:tcPr/>
-          <w:p>
-            <w:pPr>
-              <w:pStyle w:val="Compact"/>
-            </w:pPr>
-            <w:r>
-              <w:t xml:space="preserve">30 days’ advance notice with objection right and substitution option, not an absolute veto</w:t>
+              <w:t xml:space="preserve">Published subprocessor list with 30 days’ advance notice of changes and a right to object, with substitution or a limited termination right if unresolved</w:t>
             </w:r>
           </w:p>
         </w:tc>
@@ -687,7 +793,11 @@
               <w:pStyle w:val="Compact"/>
             </w:pPr>
             <w:r>
-              <w:t xml:space="preserve">3.5 Termination for convenience</w:t>
+              <w:rPr>
+                <w:b/>
+                <w:bCs/>
+              </w:rPr>
+              <w:t xml:space="preserve">Termination for convenience (3.5)</w:t>
             </w:r>
           </w:p>
         </w:tc>
@@ -698,7 +808,7 @@
               <w:pStyle w:val="Compact"/>
             </w:pPr>
             <w:r>
-              <w:t xml:space="preserve">30 days, no fee, unilateral</w:t>
+              <w:t xml:space="preserve">30 days’ notice, no fee, terminable at any time</w:t>
             </w:r>
           </w:p>
         </w:tc>
@@ -709,70 +819,7 @@
               <w:pStyle w:val="Compact"/>
             </w:pPr>
             <w:r>
-              <w:t xml:space="preserve">Negotiable</w:t>
-            </w:r>
-          </w:p>
-        </w:tc>
-        <w:tc>
-          <w:tcPr/>
-          <w:p>
-            <w:pPr>
-              <w:pStyle w:val="Compact"/>
-            </w:pPr>
-            <w:r>
-              <w:t xml:space="preserve">Extend to 60–90 days, ideally made mutual</w:t>
-            </w:r>
-          </w:p>
-        </w:tc>
-      </w:tr>
-      <w:tr>
-        <w:tc>
-          <w:tcPr/>
-          <w:p>
-            <w:pPr>
-              <w:pStyle w:val="Compact"/>
-            </w:pPr>
-            <w:r>
-              <w:t xml:space="preserve">3.4 MFN</w:t>
-            </w:r>
-          </w:p>
-        </w:tc>
-        <w:tc>
-          <w:tcPr/>
-          <w:p>
-            <w:pPr>
-              <w:pStyle w:val="Compact"/>
-            </w:pPr>
-            <w:r>
-              <w:t xml:space="preserve">Unbounded</w:t>
-            </w:r>
-            <w:r>
-              <w:t xml:space="preserve"> </w:t>
-            </w:r>
-            <w:r>
-              <w:t xml:space="preserve">“no less favourable than any comparable customer”</w:t>
-            </w:r>
-          </w:p>
-        </w:tc>
-        <w:tc>
-          <w:tcPr/>
-          <w:p>
-            <w:pPr>
-              <w:pStyle w:val="Compact"/>
-            </w:pPr>
-            <w:r>
-              <w:t xml:space="preserve">Negotiable</w:t>
-            </w:r>
-          </w:p>
-        </w:tc>
-        <w:tc>
-          <w:tcPr/>
-          <w:p>
-            <w:pPr>
-              <w:pStyle w:val="Compact"/>
-            </w:pPr>
-            <w:r>
-              <w:t xml:space="preserve">Narrow to similarly-sized customers in the same industry/region, time-boxed</w:t>
+              <w:t xml:space="preserve">Workable as proposed; we’d prefer 60-90 days but will not hold this point given no early-termination fee is being requested of either side</w:t>
             </w:r>
           </w:p>
         </w:tc>
@@ -783,7 +830,14 @@
         <w:pStyle w:val="BodyText"/>
       </w:pPr>
       <w:r>
-        <w:t xml:space="preserve">Sections 3.1 (term), 3.2 (payment structure), EU residency terms, and standard confidentiality provisions are acceptable as drafted or addressed commercially above.</w:t>
+        <w:t xml:space="preserve">None of these are dealbreakers on our side — each has direct precedent for how we’ve resolved it with comparable enterprise customers — but they need to be worked through before signature rather than assumed away.</w:t>
+      </w:r>
+    </w:p>
+    <w:p>
+      <w:r>
+        <w:pict>
+          <v:rect style="width:0;height:1.5pt" o:hralign="center" o:hrstd="t" o:hr="t"/>
+        </w:pict>
       </w:r>
     </w:p>
     <w:bookmarkEnd w:id="13"/>
@@ -801,7 +855,7 @@
         <w:pStyle w:val="Compact"/>
         <w:numPr>
           <w:ilvl w:val="0"/>
-          <w:numId w:val="1003"/>
+          <w:numId w:val="1004"/>
         </w:numPr>
       </w:pPr>
       <w:r>
@@ -809,13 +863,25 @@
           <w:b/>
           <w:bCs/>
         </w:rPr>
-        <w:t xml:space="preserve">SLA mismatch (highest priority):</w:t>
-      </w:r>
-      <w:r>
-        <w:t xml:space="preserve"> </w:t>
-      </w:r>
-      <w:r>
-        <w:t xml:space="preserve">Your 99.99% ask exceeds our 99.95% Enterprise standard; a bespoke multi-region active-active architecture can close most of the gap but carries a premium and no guarantee of 100% attainment. Combined with a zero-tolerance termination clause, an ordinary transient blip could otherwise void the contract. Mitigation: we commit to 99.95% with meaningful service credits as the sole remedy, and will scope the active-active add-on during solution design if Acme wants to pursue incremental uptime beyond that baseline.</w:t>
+        <w:t xml:space="preserve">SLA / termination mismatch (highest priority).</w:t>
+      </w:r>
+      <w:r>
+        <w:t xml:space="preserve"> </w:t>
+      </w:r>
+      <w:r>
+        <w:t xml:space="preserve">Your Section 4.3 pairs an aggressive uptime target with a zero-tolerance termination trigger. Committing to 99.99% under an</w:t>
+      </w:r>
+      <w:r>
+        <w:t xml:space="preserve"> </w:t>
+      </w:r>
+      <w:r>
+        <w:t xml:space="preserve">“any miss, any duration”</w:t>
+      </w:r>
+      <w:r>
+        <w:t xml:space="preserve"> </w:t>
+      </w:r>
+      <w:r>
+        <w:t xml:space="preserve">termination clause is a risk neither side benefits from — a single transient blip could void the contract. Mitigation: 99.95% standard SLA with service credits as the primary remedy, chronic-breach termination threshold, and 99.99% available as a scoped, priced add-on if your operational requirements truly demand it after we’ve validated actual performance in a pilot.</w:t>
       </w:r>
     </w:p>
     <w:p>
@@ -823,7 +889,7 @@
         <w:pStyle w:val="Compact"/>
         <w:numPr>
           <w:ilvl w:val="0"/>
-          <w:numId w:val="1003"/>
+          <w:numId w:val="1004"/>
         </w:numPr>
       </w:pPr>
       <w:r>
@@ -831,13 +897,13 @@
           <w:b/>
           <w:bCs/>
         </w:rPr>
-        <w:t xml:space="preserve">Multi-region throughput at scale:</w:t>
-      </w:r>
-      <w:r>
-        <w:t xml:space="preserve"> </w:t>
-      </w:r>
-      <w:r>
-        <w:t xml:space="preserve">80,000 events/sec peak ingest is comfortably within our tested 250K/sec ceiling, but that ceiling is proven single-region; we haven’t yet load-tested sustained throughput across an active EU+US topology. Mitigation: joint load-testing in solution design before go-live sign-off, with contingency built into the implementation plan.</w:t>
+        <w:t xml:space="preserve">Discount gap (35% floor vs. our 28-30% ceiling).</w:t>
+      </w:r>
+      <w:r>
+        <w:t xml:space="preserve"> </w:t>
+      </w:r>
+      <w:r>
+        <w:t xml:space="preserve">We are not the cheapest bid, and Databricks/Snowflake will likely bid lower. Mitigation: win on 3-year TCO, not sticker price — our real-time performance headroom (250K vs. your 80K events/sec) and native Power BI integration reduce downstream integration and re-platforming costs that a lower headline discount elsewhere won’t.</w:t>
       </w:r>
     </w:p>
     <w:p>
@@ -845,7 +911,7 @@
         <w:pStyle w:val="Compact"/>
         <w:numPr>
           <w:ilvl w:val="0"/>
-          <w:numId w:val="1003"/>
+          <w:numId w:val="1004"/>
         </w:numPr>
       </w:pPr>
       <w:r>
@@ -853,13 +919,13 @@
           <w:b/>
           <w:bCs/>
         </w:rPr>
-        <w:t xml:space="preserve">Aggressive contractual risk allocation:</w:t>
-      </w:r>
-      <w:r>
-        <w:t xml:space="preserve"> </w:t>
-      </w:r>
-      <w:r>
-        <w:t xml:space="preserve">Uncapped liability, unrestricted audits, full IP vesting, and subprocessor veto rights are outside standard and insurable terms. Mitigation: precedented counter-positions above (Stark Industries model for IP; capped liability/audit structure), negotiated collaboratively rather than as take-it-or-leave-it.</w:t>
+        <w:t xml:space="preserve">MFN and 5-year fixed pricing.</w:t>
+      </w:r>
+      <w:r>
+        <w:t xml:space="preserve"> </w:t>
+      </w:r>
+      <w:r>
+        <w:t xml:space="preserve">Both introduce open-ended commercial exposure on our side over a 5-year horizon with 12TB/month uncontrolled growth. Mitigation: discount-methodology transparency in place of an MFN warranty; a defined volume true-up mechanism in place of an escalator, agreed at signature so there are no surprises later.</w:t>
       </w:r>
     </w:p>
     <w:p>
@@ -867,7 +933,7 @@
         <w:pStyle w:val="Compact"/>
         <w:numPr>
           <w:ilvl w:val="0"/>
-          <w:numId w:val="1003"/>
+          <w:numId w:val="1004"/>
         </w:numPr>
       </w:pPr>
       <w:r>
@@ -875,13 +941,13 @@
           <w:b/>
           <w:bCs/>
         </w:rPr>
-        <w:t xml:space="preserve">Price pressure from a four-way competitive process:</w:t>
-      </w:r>
-      <w:r>
-        <w:t xml:space="preserve"> </w:t>
-      </w:r>
-      <w:r>
-        <w:t xml:space="preserve">Databricks and Snowflake may discount aggressively to win; Fabric has a structural Azure/Power BI advantage. Mitigation: compete on 5-year TCO and real-time ingest/governance maturity — the exact combination that beat Fabric at Initech Sensors and Databricks/Snowflake at Globex — rather than chasing the 35% discount floor, which we believe is unsustainable for any vendor able to deliver this architecture at the required residency and reliability bar.</w:t>
+        <w:t xml:space="preserve">Contractual liability, audit, and IP terms (Section 4).</w:t>
+      </w:r>
+      <w:r>
+        <w:t xml:space="preserve"> </w:t>
+      </w:r>
+      <w:r>
+        <w:t xml:space="preserve">As detailed above, uncapped liability, unannounced 4x/year audits, and full IP vesting are outside our standard paper. Mitigation: negotiated positions above, each with direct precedent from comparable enterprise deals (notably Stark Industries on IP), to be resolved during contracting rather than left ambiguous.</w:t>
       </w:r>
     </w:p>
     <w:p>
@@ -889,7 +955,7 @@
         <w:pStyle w:val="Compact"/>
         <w:numPr>
           <w:ilvl w:val="0"/>
-          <w:numId w:val="1003"/>
+          <w:numId w:val="1004"/>
         </w:numPr>
       </w:pPr>
       <w:r>
@@ -897,20 +963,13 @@
           <w:b/>
           <w:bCs/>
         </w:rPr>
-        <w:t xml:space="preserve">Implementation timeline risk:</w:t>
-      </w:r>
-      <w:r>
-        <w:t xml:space="preserve"> </w:t>
-      </w:r>
-      <w:r>
-        <w:t xml:space="preserve">Active Teradata decommissioning plus dual-region, multi-source scope points to a realistic 16–24 week migration, not the 8-week best case. Mitigation: phased migration plan with clear milestones (detailed in the full technical proposal), sequencing lower-risk sources first and validating throughput/residency architecture before cutover of core BI workloads.</w:t>
-      </w:r>
-    </w:p>
-    <w:p>
-      <w:r>
-        <w:pict>
-          <v:rect style="width:0;height:1.5pt" o:hralign="center" o:hrstd="t" o:hr="t"/>
-        </w:pict>
+        <w:t xml:space="preserve">Implementation timeline risk.</w:t>
+      </w:r>
+      <w:r>
+        <w:t xml:space="preserve"> </w:t>
+      </w:r>
+      <w:r>
+        <w:t xml:space="preserve">A deployment at your scale (280TB, multi-region, multi-source) typically takes us up to 24 weeks for full migration. Mitigation: we’ll propose a phased plan — first production workload within 8 weeks, full Teradata migration completed well ahead of your 2027 decommissioning deadline — with milestones defined jointly during onboarding.</w:t>
       </w:r>
     </w:p>
     <w:p>
@@ -918,11 +977,7 @@
         <w:pStyle w:val="FirstParagraph"/>
       </w:pPr>
       <w:r>
-        <w:rPr>
-          <w:i/>
-          <w:iCs/>
-        </w:rPr>
-        <w:t xml:space="preserve">This document synthesizes input from BTS-Synthetic’s Pricing, Legal, Technical Fit, and Competitive Intelligence teams. Full technical proposal, implementation plan, and reference customers to follow as separate attachments per the RFP response format.</w:t>
+        <w:t xml:space="preserve">We’re ready to move quickly to finalize these terms and support your evaluation timeline.</w:t>
       </w:r>
     </w:p>
     <w:bookmarkEnd w:id="14"/>
@@ -1140,6 +1195,91 @@
       </w:rPr>
     </w:lvl>
   </w:abstractNum>
+  <w:abstractNum w:abstractNumId="99411">
+    <w:nsid w:val="00A99411"/>
+    <w:multiLevelType w:val="multilevel"/>
+    <w:lvl w:ilvl="0">
+      <w:start w:val="1"/>
+      <w:numFmt w:val="decimal"/>
+      <w:lvlText w:val="%1."/>
+      <w:lvlJc w:val="left"/>
+      <w:pPr>
+        <w:ind w:left="720" w:hanging="360"/>
+      </w:pPr>
+    </w:lvl>
+    <w:lvl w:ilvl="1">
+      <w:start w:val="1"/>
+      <w:numFmt w:val="decimal"/>
+      <w:lvlText w:val="%2."/>
+      <w:lvlJc w:val="left"/>
+      <w:pPr>
+        <w:ind w:left="1440" w:hanging="360"/>
+      </w:pPr>
+    </w:lvl>
+    <w:lvl w:ilvl="2">
+      <w:start w:val="1"/>
+      <w:numFmt w:val="decimal"/>
+      <w:lvlText w:val="%3."/>
+      <w:lvlJc w:val="left"/>
+      <w:pPr>
+        <w:ind w:left="2160" w:hanging="360"/>
+      </w:pPr>
+    </w:lvl>
+    <w:lvl w:ilvl="3">
+      <w:start w:val="1"/>
+      <w:numFmt w:val="decimal"/>
+      <w:lvlText w:val="%4."/>
+      <w:lvlJc w:val="left"/>
+      <w:pPr>
+        <w:ind w:left="2880" w:hanging="360"/>
+      </w:pPr>
+    </w:lvl>
+    <w:lvl w:ilvl="4">
+      <w:start w:val="1"/>
+      <w:numFmt w:val="decimal"/>
+      <w:lvlText w:val="%5."/>
+      <w:lvlJc w:val="left"/>
+      <w:pPr>
+        <w:ind w:left="3600" w:hanging="360"/>
+      </w:pPr>
+    </w:lvl>
+    <w:lvl w:ilvl="5">
+      <w:start w:val="1"/>
+      <w:numFmt w:val="decimal"/>
+      <w:lvlText w:val="%6."/>
+      <w:lvlJc w:val="left"/>
+      <w:pPr>
+        <w:ind w:left="4320" w:hanging="360"/>
+      </w:pPr>
+    </w:lvl>
+    <w:lvl w:ilvl="6">
+      <w:start w:val="1"/>
+      <w:numFmt w:val="decimal"/>
+      <w:lvlText w:val="%7."/>
+      <w:lvlJc w:val="left"/>
+      <w:pPr>
+        <w:ind w:left="5040" w:hanging="360"/>
+      </w:pPr>
+    </w:lvl>
+    <w:lvl w:ilvl="7">
+      <w:start w:val="1"/>
+      <w:numFmt w:val="decimal"/>
+      <w:lvlText w:val="%8."/>
+      <w:lvlJc w:val="left"/>
+      <w:pPr>
+        <w:ind w:left="5760" w:hanging="360"/>
+      </w:pPr>
+    </w:lvl>
+    <w:lvl w:ilvl="8">
+      <w:start w:val="1"/>
+      <w:numFmt w:val="decimal"/>
+      <w:lvlText w:val="%9."/>
+      <w:lvlJc w:val="left"/>
+      <w:pPr>
+        <w:ind w:left="6480" w:hanging="360"/>
+      </w:pPr>
+    </w:lvl>
+  </w:abstractNum>
   <w:num w:numId="1000">
     <w:abstractNumId w:val="990"/>
   </w:num>
@@ -1151,6 +1291,36 @@
   </w:num>
   <w:num w:numId="1003">
     <w:abstractNumId w:val="991"/>
+  </w:num>
+  <w:num w:numId="1004">
+    <w:abstractNumId w:val="99411"/>
+    <w:lvlOverride w:ilvl="0">
+      <w:startOverride w:val="1"/>
+    </w:lvlOverride>
+    <w:lvlOverride w:ilvl="1">
+      <w:startOverride w:val="1"/>
+    </w:lvlOverride>
+    <w:lvlOverride w:ilvl="2">
+      <w:startOverride w:val="1"/>
+    </w:lvlOverride>
+    <w:lvlOverride w:ilvl="3">
+      <w:startOverride w:val="1"/>
+    </w:lvlOverride>
+    <w:lvlOverride w:ilvl="4">
+      <w:startOverride w:val="1"/>
+    </w:lvlOverride>
+    <w:lvlOverride w:ilvl="5">
+      <w:startOverride w:val="1"/>
+    </w:lvlOverride>
+    <w:lvlOverride w:ilvl="6">
+      <w:startOverride w:val="1"/>
+    </w:lvlOverride>
+    <w:lvlOverride w:ilvl="7">
+      <w:startOverride w:val="1"/>
+    </w:lvlOverride>
+    <w:lvlOverride w:ilvl="8">
+      <w:startOverride w:val="1"/>
+    </w:lvlOverride>
   </w:num>
 </w:numbering>
 </file>
